--- a/samples/plugins/org.obeonetwork.is.samples/contents/E-BookStore/documentation/doc-src/E-BookStore_GraalSystemAndRequirements_template.generated.docx
+++ b/samples/plugins/org.obeonetwork.is.samples/contents/E-BookStore/documentation/doc-src/E-BookStore_GraalSystemAndRequirements_template.generated.docx
@@ -2409,12 +2409,12 @@
         <w:drawing>
           <wp:inline distT="0" distR="0" distB="0" distL="0">
             <wp:extent cx="2540000" cy="2451100"/>
-            <wp:docPr id="0" name="Drawing 0" descr="file:/tmp/Actors%20Graph_copy-m2doc14692037691487707802.jpg"/>
+            <wp:docPr id="0" name="Drawing 0" descr="file:/tmp/Actors%20Graph_copy-m2doc940786759228246438.jpg"/>
             <a:graphic xmlns:a="http://schemas.openxmlformats.org/drawingml/2006/main">
               <a:graphicData uri="http://schemas.openxmlformats.org/drawingml/2006/picture">
                 <pic:pic xmlns:pic="http://schemas.openxmlformats.org/drawingml/2006/picture">
                   <pic:nvPicPr>
-                    <pic:cNvPr id="0" name="Picture 0" descr="file:/tmp/Actors%20Graph_copy-m2doc14692037691487707802.jpg"/>
+                    <pic:cNvPr id="0" name="Picture 0" descr="file:/tmp/Actors%20Graph_copy-m2doc940786759228246438.jpg"/>
                     <pic:cNvPicPr>
                       <a:picLocks noChangeAspect="true"/>
                     </pic:cNvPicPr>
@@ -3280,12 +3280,12 @@
         <w:drawing>
           <wp:inline distT="0" distR="0" distB="0" distL="0">
             <wp:extent cx="5715000" cy="2781300"/>
-            <wp:docPr id="1" name="Drawing 1" descr="file:/tmp/Use%20Cases%20Main%20View_copy-m2doc5189913760134943349.jpg"/>
+            <wp:docPr id="1" name="Drawing 1" descr="file:/tmp/Use%20Cases%20Main%20View_copy-m2doc3947295308733067233.jpg"/>
             <a:graphic xmlns:a="http://schemas.openxmlformats.org/drawingml/2006/main">
               <a:graphicData uri="http://schemas.openxmlformats.org/drawingml/2006/picture">
                 <pic:pic xmlns:pic="http://schemas.openxmlformats.org/drawingml/2006/picture">
                   <pic:nvPicPr>
-                    <pic:cNvPr id="0" name="Picture 1" descr="file:/tmp/Use%20Cases%20Main%20View_copy-m2doc5189913760134943349.jpg"/>
+                    <pic:cNvPr id="0" name="Picture 1" descr="file:/tmp/Use%20Cases%20Main%20View_copy-m2doc3947295308733067233.jpg"/>
                     <pic:cNvPicPr>
                       <a:picLocks noChangeAspect="true"/>
                     </pic:cNvPicPr>
@@ -3385,12 +3385,12 @@
         <w:drawing>
           <wp:inline distT="0" distR="0" distB="0" distL="0">
             <wp:extent cx="5715000" cy="2679700"/>
-            <wp:docPr id="2" name="Drawing 2" descr="file:/tmp/Buy%20books%20UC%20Diagram_copy-m2doc3715122311017425144.jpg"/>
+            <wp:docPr id="2" name="Drawing 2" descr="file:/tmp/Buy%20books%20UC%20Diagram_copy-m2doc12356293650876774563.jpg"/>
             <a:graphic xmlns:a="http://schemas.openxmlformats.org/drawingml/2006/main">
               <a:graphicData uri="http://schemas.openxmlformats.org/drawingml/2006/picture">
                 <pic:pic xmlns:pic="http://schemas.openxmlformats.org/drawingml/2006/picture">
                   <pic:nvPicPr>
-                    <pic:cNvPr id="0" name="Picture 2" descr="file:/tmp/Buy%20books%20UC%20Diagram_copy-m2doc3715122311017425144.jpg"/>
+                    <pic:cNvPr id="0" name="Picture 2" descr="file:/tmp/Buy%20books%20UC%20Diagram_copy-m2doc12356293650876774563.jpg"/>
                     <pic:cNvPicPr>
                       <a:picLocks noChangeAspect="true"/>
                     </pic:cNvPicPr>
@@ -3569,12 +3569,12 @@
         <w:drawing>
           <wp:inline distT="0" distR="0" distB="0" distL="0">
             <wp:extent cx="5715000" cy="1841500"/>
-            <wp:docPr id="3" name="Drawing 3" descr="file:/tmp/Buy%20books%20Actions%20Plan_copy-m2doc15234814775887974512.jpg"/>
+            <wp:docPr id="3" name="Drawing 3" descr="file:/tmp/Buy%20books%20Actions%20Plan_copy-m2doc4927661012130576059.jpg"/>
             <a:graphic xmlns:a="http://schemas.openxmlformats.org/drawingml/2006/main">
               <a:graphicData uri="http://schemas.openxmlformats.org/drawingml/2006/picture">
                 <pic:pic xmlns:pic="http://schemas.openxmlformats.org/drawingml/2006/picture">
                   <pic:nvPicPr>
-                    <pic:cNvPr id="0" name="Picture 3" descr="file:/tmp/Buy%20books%20Actions%20Plan_copy-m2doc15234814775887974512.jpg"/>
+                    <pic:cNvPr id="0" name="Picture 3" descr="file:/tmp/Buy%20books%20Actions%20Plan_copy-m2doc4927661012130576059.jpg"/>
                     <pic:cNvPicPr>
                       <a:picLocks noChangeAspect="true"/>
                     </pic:cNvPicPr>
@@ -4897,12 +4897,12 @@
         <w:drawing>
           <wp:inline distT="0" distR="0" distB="0" distL="0">
             <wp:extent cx="5715000" cy="2273300"/>
-            <wp:docPr id="4" name="Drawing 4" descr="file:/tmp/Constitute%20shopping%0D%0Acart%20Actions%20Plan_copy-m2doc18292504050211563578.jpg"/>
+            <wp:docPr id="4" name="Drawing 4" descr="file:/tmp/Constitute%20shopping%0D%0Acart%20Actions%20Plan_copy-m2doc3100503203524087247.jpg"/>
             <a:graphic xmlns:a="http://schemas.openxmlformats.org/drawingml/2006/main">
               <a:graphicData uri="http://schemas.openxmlformats.org/drawingml/2006/picture">
                 <pic:pic xmlns:pic="http://schemas.openxmlformats.org/drawingml/2006/picture">
                   <pic:nvPicPr>
-                    <pic:cNvPr id="0" name="Picture 4" descr="file:/tmp/Constitute%20shopping%0D%0Acart%20Actions%20Plan_copy-m2doc18292504050211563578.jpg"/>
+                    <pic:cNvPr id="0" name="Picture 4" descr="file:/tmp/Constitute%20shopping%0D%0Acart%20Actions%20Plan_copy-m2doc3100503203524087247.jpg"/>
                     <pic:cNvPicPr>
                       <a:picLocks noChangeAspect="true"/>
                     </pic:cNvPicPr>
@@ -7721,12 +7721,12 @@
         <w:drawing>
           <wp:inline distT="0" distR="0" distB="0" distL="0">
             <wp:extent cx="5715000" cy="2197100"/>
-            <wp:docPr id="5" name="Drawing 5" descr="file:/tmp/Constitute%20shopping%20UC%20Diagram_copy-m2doc12406237873568873598.jpg"/>
+            <wp:docPr id="5" name="Drawing 5" descr="file:/tmp/Constitute%20shopping%20UC%20Diagram_copy-m2doc6405082868822866241.jpg"/>
             <a:graphic xmlns:a="http://schemas.openxmlformats.org/drawingml/2006/main">
               <a:graphicData uri="http://schemas.openxmlformats.org/drawingml/2006/picture">
                 <pic:pic xmlns:pic="http://schemas.openxmlformats.org/drawingml/2006/picture">
                   <pic:nvPicPr>
-                    <pic:cNvPr id="0" name="Picture 5" descr="file:/tmp/Constitute%20shopping%20UC%20Diagram_copy-m2doc12406237873568873598.jpg"/>
+                    <pic:cNvPr id="0" name="Picture 5" descr="file:/tmp/Constitute%20shopping%20UC%20Diagram_copy-m2doc6405082868822866241.jpg"/>
                     <pic:cNvPicPr>
                       <a:picLocks noChangeAspect="true"/>
                     </pic:cNvPicPr>
@@ -8933,12 +8933,12 @@
         <w:drawing>
           <wp:inline distT="0" distR="0" distB="0" distL="0">
             <wp:extent cx="5715000" cy="2273300"/>
-            <wp:docPr id="6" name="Drawing 6" descr="file:/tmp/Constitute%20shopping%0D%0Acart%20Actions%20Plan_copy-m2doc9140892249533624474.jpg"/>
+            <wp:docPr id="6" name="Drawing 6" descr="file:/tmp/Constitute%20shopping%0D%0Acart%20Actions%20Plan_copy-m2doc17291755318613538.jpg"/>
             <a:graphic xmlns:a="http://schemas.openxmlformats.org/drawingml/2006/main">
               <a:graphicData uri="http://schemas.openxmlformats.org/drawingml/2006/picture">
                 <pic:pic xmlns:pic="http://schemas.openxmlformats.org/drawingml/2006/picture">
                   <pic:nvPicPr>
-                    <pic:cNvPr id="0" name="Picture 6" descr="file:/tmp/Constitute%20shopping%0D%0Acart%20Actions%20Plan_copy-m2doc9140892249533624474.jpg"/>
+                    <pic:cNvPr id="0" name="Picture 6" descr="file:/tmp/Constitute%20shopping%0D%0Acart%20Actions%20Plan_copy-m2doc17291755318613538.jpg"/>
                     <pic:cNvPicPr>
                       <a:picLocks noChangeAspect="true"/>
                     </pic:cNvPicPr>
@@ -10599,12 +10599,12 @@
         <w:drawing>
           <wp:inline distT="0" distR="0" distB="0" distL="0">
             <wp:extent cx="5715000" cy="2044700"/>
-            <wp:docPr id="7" name="Drawing 7" descr="file:/tmp/Search%20books%20Actions%20Plan_copy-m2doc2115185497505645735.jpg"/>
+            <wp:docPr id="7" name="Drawing 7" descr="file:/tmp/Search%20books%20Actions%20Plan_copy-m2doc7345260213107365760.jpg"/>
             <a:graphic xmlns:a="http://schemas.openxmlformats.org/drawingml/2006/main">
               <a:graphicData uri="http://schemas.openxmlformats.org/drawingml/2006/picture">
                 <pic:pic xmlns:pic="http://schemas.openxmlformats.org/drawingml/2006/picture">
                   <pic:nvPicPr>
-                    <pic:cNvPr id="0" name="Picture 7" descr="file:/tmp/Search%20books%20Actions%20Plan_copy-m2doc2115185497505645735.jpg"/>
+                    <pic:cNvPr id="0" name="Picture 7" descr="file:/tmp/Search%20books%20Actions%20Plan_copy-m2doc7345260213107365760.jpg"/>
                     <pic:cNvPicPr>
                       <a:picLocks noChangeAspect="true"/>
                     </pic:cNvPicPr>
@@ -11743,12 +11743,12 @@
         <w:drawing>
           <wp:inline distT="0" distR="0" distB="0" distL="0">
             <wp:extent cx="5715000" cy="2870200"/>
-            <wp:docPr id="8" name="Drawing 8" descr="file:/tmp/Proceed%20to%20checkout%20UC%20Diagram_copy-m2doc8935296220799102473.jpg"/>
+            <wp:docPr id="8" name="Drawing 8" descr="file:/tmp/Proceed%20to%20checkout%20UC%20Diagram_copy-m2doc13472917733385651667.jpg"/>
             <a:graphic xmlns:a="http://schemas.openxmlformats.org/drawingml/2006/main">
               <a:graphicData uri="http://schemas.openxmlformats.org/drawingml/2006/picture">
                 <pic:pic xmlns:pic="http://schemas.openxmlformats.org/drawingml/2006/picture">
                   <pic:nvPicPr>
-                    <pic:cNvPr id="0" name="Picture 8" descr="file:/tmp/Proceed%20to%20checkout%20UC%20Diagram_copy-m2doc8935296220799102473.jpg"/>
+                    <pic:cNvPr id="0" name="Picture 8" descr="file:/tmp/Proceed%20to%20checkout%20UC%20Diagram_copy-m2doc13472917733385651667.jpg"/>
                     <pic:cNvPicPr>
                       <a:picLocks noChangeAspect="true"/>
                     </pic:cNvPicPr>
@@ -14920,12 +14920,12 @@
         <w:drawing>
           <wp:inline distT="0" distR="0" distB="0" distL="0">
             <wp:extent cx="5715000" cy="1892300"/>
-            <wp:docPr id="9" name="Drawing 9" descr="file:/tmp/Search%20and%20add%20UC%20Diagram_copy-m2doc15373719516247207270.jpg"/>
+            <wp:docPr id="9" name="Drawing 9" descr="file:/tmp/Search%20and%20add%20UC%20Diagram_copy-m2doc12330247547816268866.jpg"/>
             <a:graphic xmlns:a="http://schemas.openxmlformats.org/drawingml/2006/main">
               <a:graphicData uri="http://schemas.openxmlformats.org/drawingml/2006/picture">
                 <pic:pic xmlns:pic="http://schemas.openxmlformats.org/drawingml/2006/picture">
                   <pic:nvPicPr>
-                    <pic:cNvPr id="0" name="Picture 9" descr="file:/tmp/Search%20and%20add%20UC%20Diagram_copy-m2doc15373719516247207270.jpg"/>
+                    <pic:cNvPr id="0" name="Picture 9" descr="file:/tmp/Search%20and%20add%20UC%20Diagram_copy-m2doc12330247547816268866.jpg"/>
                     <pic:cNvPicPr>
                       <a:picLocks noChangeAspect="true"/>
                     </pic:cNvPicPr>
@@ -16335,12 +16335,12 @@
         <w:drawing>
           <wp:inline distT="0" distR="0" distB="0" distL="0">
             <wp:extent cx="5715000" cy="2273300"/>
-            <wp:docPr id="11" name="Drawing 11" descr="file:/tmp/Constitute%20shopping%0D%0Acart%20Actions%20Plan_copy-m2doc11546512118349394558.jpg"/>
+            <wp:docPr id="11" name="Drawing 11" descr="file:/tmp/Constitute%20shopping%0D%0Acart%20Actions%20Plan_copy-m2doc2516951108591917898.jpg"/>
             <a:graphic xmlns:a="http://schemas.openxmlformats.org/drawingml/2006/main">
               <a:graphicData uri="http://schemas.openxmlformats.org/drawingml/2006/picture">
                 <pic:pic xmlns:pic="http://schemas.openxmlformats.org/drawingml/2006/picture">
                   <pic:nvPicPr>
-                    <pic:cNvPr id="0" name="Picture 11" descr="file:/tmp/Constitute%20shopping%0D%0Acart%20Actions%20Plan_copy-m2doc11546512118349394558.jpg"/>
+                    <pic:cNvPr id="0" name="Picture 11" descr="file:/tmp/Constitute%20shopping%0D%0Acart%20Actions%20Plan_copy-m2doc2516951108591917898.jpg"/>
                     <pic:cNvPicPr>
                       <a:picLocks noChangeAspect="true"/>
                     </pic:cNvPicPr>
@@ -18001,12 +18001,12 @@
         <w:drawing>
           <wp:inline distT="0" distR="0" distB="0" distL="0">
             <wp:extent cx="5715000" cy="2044700"/>
-            <wp:docPr id="12" name="Drawing 12" descr="file:/tmp/Search%20books%20Actions%20Plan_copy-m2doc1485451797782861976.jpg"/>
+            <wp:docPr id="12" name="Drawing 12" descr="file:/tmp/Search%20books%20Actions%20Plan_copy-m2doc2772107919845310582.jpg"/>
             <a:graphic xmlns:a="http://schemas.openxmlformats.org/drawingml/2006/main">
               <a:graphicData uri="http://schemas.openxmlformats.org/drawingml/2006/picture">
                 <pic:pic xmlns:pic="http://schemas.openxmlformats.org/drawingml/2006/picture">
                   <pic:nvPicPr>
-                    <pic:cNvPr id="0" name="Picture 12" descr="file:/tmp/Search%20books%20Actions%20Plan_copy-m2doc1485451797782861976.jpg"/>
+                    <pic:cNvPr id="0" name="Picture 12" descr="file:/tmp/Search%20books%20Actions%20Plan_copy-m2doc2772107919845310582.jpg"/>
                     <pic:cNvPicPr>
                       <a:picLocks noChangeAspect="true"/>
                     </pic:cNvPicPr>

--- a/samples/plugins/org.obeonetwork.is.samples/contents/E-BookStore/documentation/doc-src/E-BookStore_GraalSystemAndRequirements_template.generated.docx
+++ b/samples/plugins/org.obeonetwork.is.samples/contents/E-BookStore/documentation/doc-src/E-BookStore_GraalSystemAndRequirements_template.generated.docx
@@ -867,6 +867,13 @@
       </w:tr>
     </w:tbl>
     <w:p>
+      <w:pPr>
+        <w:pStyle w:val="western"/>
+        <w:spacing w:after="240"/>
+        <w:rPr>
+          <w:highlight w:val="green"/>
+        </w:rPr>
+      </w:pPr>
       <w:pPr>
         <w:pStyle w:val="western"/>
         <w:spacing w:after="240"/>
@@ -2348,6 +2355,16 @@
       </w:pPr>
       <w:proofErr w:type="spellStart"/>
       <w:proofErr w:type="spellEnd"/>
+      <w:pPr>
+        <w:pStyle w:val="western"/>
+        <w:spacing w:after="240"/>
+        <w:rPr>
+          <w:highlight w:val="green"/>
+          <w:lang w:val="en-US"/>
+        </w:rPr>
+      </w:pPr>
+      <w:proofErr w:type="spellStart"/>
+      <w:proofErr w:type="spellEnd"/>
       <w:r>
         <w:fldChar w:fldCharType="begin"/>
       </w:r>
@@ -2403,40 +2420,111 @@
           <w:sz w:val="24"/>
           <w:szCs w:val="24"/>
         </w:rPr>
-        <w:t/>
-        <w:drawing>
-          <wp:inline distT="0" distR="0" distB="0" distL="0">
-            <wp:extent cx="2540000" cy="2451100"/>
-            <wp:docPr id="0" name="Drawing 0" descr="file:/tmp/Actors%20Graph_copy-m2doc5018172562169034767.jpg"/>
-            <a:graphic xmlns:a="http://schemas.openxmlformats.org/drawingml/2006/main">
-              <a:graphicData uri="http://schemas.openxmlformats.org/drawingml/2006/picture">
-                <pic:pic xmlns:pic="http://schemas.openxmlformats.org/drawingml/2006/picture">
-                  <pic:nvPicPr>
-                    <pic:cNvPr id="0" name="Picture 0" descr="file:/tmp/Actors%20Graph_copy-m2doc5018172562169034767.jpg"/>
-                    <pic:cNvPicPr>
-                      <a:picLocks noChangeAspect="true"/>
-                    </pic:cNvPicPr>
-                  </pic:nvPicPr>
-                  <pic:blipFill>
-                    <a:blip r:embed="rId12"/>
-                    <a:stretch>
-                      <a:fillRect/>
-                    </a:stretch>
-                  </pic:blipFill>
-                  <pic:spPr>
-                    <a:xfrm>
-                      <a:off x="0" y="0"/>
-                      <a:ext cx="2540000" cy="2451100"/>
-                    </a:xfrm>
-                    <a:prstGeom prst="rect">
-                      <a:avLst/>
-                    </a:prstGeom>
-                  </pic:spPr>
-                </pic:pic>
-              </a:graphicData>
-            </a:graphic>
-          </wp:inline>
-        </w:drawing>
+        <w:t>{m:</w:t>
+      </w:r>
+      <w:r>
+        <w:rPr>
+          <w:i/>
+          <w:sz w:val="24"/>
+          <w:szCs w:val="24"/>
+        </w:rPr>
+        <w:t>system.asImageByRepresentationDescriptionName('</w:t>
+      </w:r>
+      <w:r>
+        <w:rPr>
+          <w:i/>
+          <w:sz w:val="24"/>
+          <w:szCs w:val="24"/>
+        </w:rPr>
+        <w:t>Actors Graph</w:t>
+      </w:r>
+      <w:r>
+        <w:rPr>
+          <w:i/>
+          <w:sz w:val="24"/>
+          <w:szCs w:val="24"/>
+        </w:rPr>
+        <w:t>')-&gt;first().</w:t>
+      </w:r>
+      <w:r>
+        <w:rPr>
+          <w:i/>
+          <w:sz w:val="24"/>
+          <w:szCs w:val="24"/>
+        </w:rPr>
+        <w:t>setConserveRatio(</w:t>
+      </w:r>
+      <w:r>
+        <w:rPr>
+          <w:i/>
+          <w:sz w:val="24"/>
+          <w:szCs w:val="24"/>
+        </w:rPr>
+        <w:t>true</w:t>
+      </w:r>
+      <w:r>
+        <w:rPr>
+          <w:i/>
+          <w:sz w:val="24"/>
+          <w:szCs w:val="24"/>
+        </w:rPr>
+        <w:t>).</w:t>
+      </w:r>
+      <w:r>
+        <w:rPr>
+          <w:i/>
+          <w:sz w:val="24"/>
+          <w:szCs w:val="24"/>
+        </w:rPr>
+        <w:t>setWidth</w:t>
+      </w:r>
+      <w:r>
+        <w:rPr>
+          <w:i/>
+          <w:sz w:val="24"/>
+          <w:szCs w:val="24"/>
+        </w:rPr>
+        <w:t>(</w:t>
+      </w:r>
+      <w:r>
+        <w:rPr>
+          <w:i/>
+          <w:sz w:val="24"/>
+          <w:szCs w:val="24"/>
+        </w:rPr>
+        <w:t>2</w:t>
+      </w:r>
+      <w:r>
+        <w:rPr>
+          <w:i/>
+          <w:sz w:val="24"/>
+          <w:szCs w:val="24"/>
+        </w:rPr>
+        <w:t>00</w:t>
+      </w:r>
+      <w:r>
+        <w:rPr>
+          <w:i/>
+          <w:sz w:val="24"/>
+          <w:szCs w:val="24"/>
+        </w:rPr>
+        <w:t>)}</w:t>
+      </w:r>
+      <w:r>
+        <w:rPr>
+          <w:b w:val="on"/>
+          <w:color w:val="FFA500"/>
+        </w:rPr>
+        <w:t xml:space="preserve">    &lt;---Couldn't find the 'setConserveRatio(java.lang.Object,java.lang.Boolean)' service</w:t>
+        <w:br/>
+      </w:r>
+      <w:r>
+        <w:rPr>
+          <w:b w:val="on"/>
+          <w:color w:val="FFA500"/>
+        </w:rPr>
+        <w:t xml:space="preserve">    &lt;---Couldn't find the 'setWidth(org.eclipse.acceleo.query.runtime.impl.Nothing,java.lang.Integer)' service</w:t>
+        <w:br/>
       </w:r>
     </w:p>
     <w:p>
@@ -2855,6 +2943,13 @@
           <w:highlight w:val="green"/>
         </w:rPr>
       </w:pPr>
+      <w:pPr>
+        <w:pStyle w:val="western"/>
+        <w:spacing w:after="240"/>
+        <w:rPr>
+          <w:highlight w:val="green"/>
+        </w:rPr>
+      </w:pPr>
       <w:r>
         <w:fldChar w:fldCharType="begin"/>
       </w:r>
@@ -3044,6 +3139,9 @@
       </w:r>
     </w:p>
     <w:p>
+      <w:pPr>
+        <w:pStyle w:val="western"/>
+      </w:pPr>
       <w:pPr>
         <w:pStyle w:val="western"/>
       </w:pPr>
@@ -3213,6 +3311,13 @@
           <w:highlight w:val="green"/>
         </w:rPr>
       </w:pPr>
+      <w:pPr>
+        <w:pStyle w:val="western"/>
+        <w:spacing w:after="240"/>
+        <w:rPr>
+          <w:highlight w:val="green"/>
+        </w:rPr>
+      </w:pPr>
       <w:r>
         <w:fldChar w:fldCharType="begin"/>
       </w:r>
@@ -3275,46 +3380,64 @@
           <w:i/>
           <w:sz w:val="22"/>
         </w:rPr>
-        <w:t/>
-        <w:drawing>
-          <wp:inline distT="0" distR="0" distB="0" distL="0">
-            <wp:extent cx="5715000" cy="2781300"/>
-            <wp:docPr id="1" name="Drawing 1" descr="file:/tmp/Use%20Cases%20Main%20View_copy-m2doc12477880111930117079.jpg"/>
-            <a:graphic xmlns:a="http://schemas.openxmlformats.org/drawingml/2006/main">
-              <a:graphicData uri="http://schemas.openxmlformats.org/drawingml/2006/picture">
-                <pic:pic xmlns:pic="http://schemas.openxmlformats.org/drawingml/2006/picture">
-                  <pic:nvPicPr>
-                    <pic:cNvPr id="0" name="Picture 1" descr="file:/tmp/Use%20Cases%20Main%20View_copy-m2doc12477880111930117079.jpg"/>
-                    <pic:cNvPicPr>
-                      <a:picLocks noChangeAspect="true"/>
-                    </pic:cNvPicPr>
-                  </pic:nvPicPr>
-                  <pic:blipFill>
-                    <a:blip r:embed="rId13"/>
-                    <a:stretch>
-                      <a:fillRect/>
-                    </a:stretch>
-                  </pic:blipFill>
-                  <pic:spPr>
-                    <a:xfrm>
-                      <a:off x="0" y="0"/>
-                      <a:ext cx="5715000" cy="2781300"/>
-                    </a:xfrm>
-                    <a:prstGeom prst="rect">
-                      <a:avLst/>
-                    </a:prstGeom>
-                  </pic:spPr>
-                </pic:pic>
-              </a:graphicData>
-            </a:graphic>
-          </wp:inline>
-        </w:drawing>
+        <w:t>{m:</w:t>
       </w:r>
       <w:r>
         <w:rPr>
           <w:i/>
           <w:sz w:val="22"/>
         </w:rPr>
+        <w:t>system.asImageByRepresentationDescriptionName('Use Cases Main View')-&gt;first()</w:t>
+      </w:r>
+      <w:r>
+        <w:rPr>
+          <w:i/>
+          <w:sz w:val="22"/>
+        </w:rPr>
+        <w:t>.</w:t>
+      </w:r>
+      <w:r>
+        <w:rPr>
+          <w:i/>
+          <w:sz w:val="22"/>
+        </w:rPr>
+        <w:t>setConserveRatio</w:t>
+      </w:r>
+      <w:r>
+        <w:rPr>
+          <w:i/>
+          <w:sz w:val="22"/>
+        </w:rPr>
+        <w:t>(true)</w:t>
+      </w:r>
+      <w:r>
+        <w:rPr>
+          <w:i/>
+          <w:sz w:val="22"/>
+        </w:rPr>
+        <w:t>.setWidth(450)}</w:t>
+      </w:r>
+      <w:r>
+        <w:rPr>
+          <w:b w:val="on"/>
+          <w:color w:val="FFA500"/>
+        </w:rPr>
+        <w:t xml:space="preserve">    &lt;---Couldn't find the 'setConserveRatio(java.lang.Object,java.lang.Boolean)' service</w:t>
+        <w:br/>
+      </w:r>
+      <w:r>
+        <w:rPr>
+          <w:b w:val="on"/>
+          <w:color w:val="FFA500"/>
+        </w:rPr>
+        <w:t xml:space="preserve">    &lt;---Couldn't find the 'setWidth(org.eclipse.acceleo.query.runtime.impl.Nothing,java.lang.Integer)' service</w:t>
+        <w:br/>
+      </w:r>
+      <w:r>
+        <w:rPr>
+          <w:i/>
+          <w:sz w:val="22"/>
+        </w:rPr>
         <w:t xml:space="preserve"> </w:t>
       </w:r>
     </w:p>
@@ -3363,40 +3486,63 @@
           <w:sz w:val="24"/>
           <w:szCs w:val="24"/>
         </w:rPr>
-        <w:t/>
-        <w:drawing>
-          <wp:inline distT="0" distR="0" distB="0" distL="0">
-            <wp:extent cx="5715000" cy="2679700"/>
-            <wp:docPr id="2" name="Drawing 2" descr="file:/tmp/Buy%20books%20UC%20Diagram_copy-m2doc11091051593169503671.jpg"/>
-            <a:graphic xmlns:a="http://schemas.openxmlformats.org/drawingml/2006/main">
-              <a:graphicData uri="http://schemas.openxmlformats.org/drawingml/2006/picture">
-                <pic:pic xmlns:pic="http://schemas.openxmlformats.org/drawingml/2006/picture">
-                  <pic:nvPicPr>
-                    <pic:cNvPr id="0" name="Picture 2" descr="file:/tmp/Buy%20books%20UC%20Diagram_copy-m2doc11091051593169503671.jpg"/>
-                    <pic:cNvPicPr>
-                      <a:picLocks noChangeAspect="true"/>
-                    </pic:cNvPicPr>
-                  </pic:nvPicPr>
-                  <pic:blipFill>
-                    <a:blip r:embed="rId14"/>
-                    <a:stretch>
-                      <a:fillRect/>
-                    </a:stretch>
-                  </pic:blipFill>
-                  <pic:spPr>
-                    <a:xfrm>
-                      <a:off x="0" y="0"/>
-                      <a:ext cx="5715000" cy="2679700"/>
-                    </a:xfrm>
-                    <a:prstGeom prst="rect">
-                      <a:avLst/>
-                    </a:prstGeom>
-                  </pic:spPr>
-                </pic:pic>
-              </a:graphicData>
-            </a:graphic>
-          </wp:inline>
-        </w:drawing>
+        <w:t>{m:</w:t>
+      </w:r>
+      <w:r>
+        <w:rPr>
+          <w:i/>
+          <w:sz w:val="24"/>
+          <w:szCs w:val="24"/>
+        </w:rPr>
+        <w:t>uc.asImageByRepresentationDescriptionName('Use Case Diagram')-&gt;first().</w:t>
+      </w:r>
+      <w:r>
+        <w:rPr>
+          <w:i/>
+          <w:sz w:val="24"/>
+          <w:szCs w:val="24"/>
+        </w:rPr>
+        <w:t>setConserveRatio(</w:t>
+      </w:r>
+      <w:r>
+        <w:rPr>
+          <w:i/>
+          <w:sz w:val="24"/>
+          <w:szCs w:val="24"/>
+        </w:rPr>
+        <w:t>true</w:t>
+      </w:r>
+      <w:r>
+        <w:rPr>
+          <w:i/>
+          <w:sz w:val="24"/>
+          <w:szCs w:val="24"/>
+        </w:rPr>
+        <w:t>).</w:t>
+      </w:r>
+      <w:r>
+        <w:rPr>
+          <w:i/>
+          <w:sz w:val="24"/>
+          <w:szCs w:val="24"/>
+        </w:rPr>
+        <w:t>setWidth(450)}</w:t>
+      </w:r>
+      <w:r>
+        <w:rPr>
+          <w:b w:val="on"/>
+          <w:color w:val="FFA500"/>
+        </w:rPr>
+        <w:t xml:space="preserve">    &lt;---Couldn't find the 'setConserveRatio(java.lang.Object,java.lang.Boolean)' service</w:t>
+        <w:br/>
+      </w:r>
+      <w:r>
+        <w:rPr>
+          <w:b w:val="on"/>
+          <w:color w:val="FFA500"/>
+        </w:rPr>
+        <w:t xml:space="preserve">    &lt;---Couldn't find the 'setWidth(org.eclipse.acceleo.query.runtime.impl.Nothing,java.lang.Integer)' service</w:t>
+        <w:br/>
       </w:r>
     </w:p>
     <w:p>
@@ -3514,41 +3660,22 @@
       </w:r>
     </w:p>
     <w:p>
-      <w:r>
-        <w:t/>
-        <w:drawing>
-          <wp:inline distT="0" distR="0" distB="0" distL="0">
-            <wp:extent cx="5715000" cy="1841500"/>
-            <wp:docPr id="3" name="Drawing 3" descr="file:/tmp/Buy%20books%20Actions%20Plan_copy-m2doc13152365170029073569.jpg"/>
-            <a:graphic xmlns:a="http://schemas.openxmlformats.org/drawingml/2006/main">
-              <a:graphicData uri="http://schemas.openxmlformats.org/drawingml/2006/picture">
-                <pic:pic xmlns:pic="http://schemas.openxmlformats.org/drawingml/2006/picture">
-                  <pic:nvPicPr>
-                    <pic:cNvPr id="0" name="Picture 3" descr="file:/tmp/Buy%20books%20Actions%20Plan_copy-m2doc13152365170029073569.jpg"/>
-                    <pic:cNvPicPr>
-                      <a:picLocks noChangeAspect="true"/>
-                    </pic:cNvPicPr>
-                  </pic:nvPicPr>
-                  <pic:blipFill>
-                    <a:blip r:embed="rId15"/>
-                    <a:stretch>
-                      <a:fillRect/>
-                    </a:stretch>
-                  </pic:blipFill>
-                  <pic:spPr>
-                    <a:xfrm>
-                      <a:off x="0" y="0"/>
-                      <a:ext cx="5715000" cy="1841500"/>
-                    </a:xfrm>
-                    <a:prstGeom prst="rect">
-                      <a:avLst/>
-                    </a:prstGeom>
-                  </pic:spPr>
-                </pic:pic>
-              </a:graphicData>
-            </a:graphic>
-          </wp:inline>
-        </w:drawing>
+      <w:pPr>
+        <w:rPr>
+          <w:sz w:val="24"/>
+        </w:rPr>
+      </w:pPr>
+      <w:r>
+        <w:rPr>
+          <w:sz w:val="24"/>
+        </w:rPr>
+        <w:t xml:space="preserve">Il n’y a pas de </w:t>
+      </w:r>
+      <w:r>
+        <w:rPr>
+          <w:sz w:val="24"/>
+        </w:rPr>
+        <w:t>plan d’action pour cette tâche.</w:t>
       </w:r>
     </w:p>
     <w:p>
@@ -4774,41 +4901,22 @@
       </w:r>
     </w:p>
     <w:p>
-      <w:r>
-        <w:t/>
-        <w:drawing>
-          <wp:inline distT="0" distR="0" distB="0" distL="0">
-            <wp:extent cx="5715000" cy="2273300"/>
-            <wp:docPr id="4" name="Drawing 4" descr="file:/tmp/Constitute%20shopping%20cart%20Actions%20Plan_copy-m2doc8798449378179521034.jpg"/>
-            <a:graphic xmlns:a="http://schemas.openxmlformats.org/drawingml/2006/main">
-              <a:graphicData uri="http://schemas.openxmlformats.org/drawingml/2006/picture">
-                <pic:pic xmlns:pic="http://schemas.openxmlformats.org/drawingml/2006/picture">
-                  <pic:nvPicPr>
-                    <pic:cNvPr id="0" name="Picture 4" descr="file:/tmp/Constitute%20shopping%20cart%20Actions%20Plan_copy-m2doc8798449378179521034.jpg"/>
-                    <pic:cNvPicPr>
-                      <a:picLocks noChangeAspect="true"/>
-                    </pic:cNvPicPr>
-                  </pic:nvPicPr>
-                  <pic:blipFill>
-                    <a:blip r:embed="rId16"/>
-                    <a:stretch>
-                      <a:fillRect/>
-                    </a:stretch>
-                  </pic:blipFill>
-                  <pic:spPr>
-                    <a:xfrm>
-                      <a:off x="0" y="0"/>
-                      <a:ext cx="5715000" cy="2273300"/>
-                    </a:xfrm>
-                    <a:prstGeom prst="rect">
-                      <a:avLst/>
-                    </a:prstGeom>
-                  </pic:spPr>
-                </pic:pic>
-              </a:graphicData>
-            </a:graphic>
-          </wp:inline>
-        </w:drawing>
+      <w:pPr>
+        <w:rPr>
+          <w:sz w:val="24"/>
+        </w:rPr>
+      </w:pPr>
+      <w:r>
+        <w:rPr>
+          <w:sz w:val="24"/>
+        </w:rPr>
+        <w:t xml:space="preserve">Il n’y a pas de </w:t>
+      </w:r>
+      <w:r>
+        <w:rPr>
+          <w:sz w:val="24"/>
+        </w:rPr>
+        <w:t>plan d’action pour cette tâche.</w:t>
       </w:r>
     </w:p>
     <w:p>
@@ -7471,40 +7579,63 @@
           <w:sz w:val="24"/>
           <w:szCs w:val="24"/>
         </w:rPr>
-        <w:t/>
-        <w:drawing>
-          <wp:inline distT="0" distR="0" distB="0" distL="0">
-            <wp:extent cx="5715000" cy="2197100"/>
-            <wp:docPr id="5" name="Drawing 5" descr="file:/tmp/Constitute%20shopping%20UC%20Diagram_copy-m2doc8010715285475857426.jpg"/>
-            <a:graphic xmlns:a="http://schemas.openxmlformats.org/drawingml/2006/main">
-              <a:graphicData uri="http://schemas.openxmlformats.org/drawingml/2006/picture">
-                <pic:pic xmlns:pic="http://schemas.openxmlformats.org/drawingml/2006/picture">
-                  <pic:nvPicPr>
-                    <pic:cNvPr id="0" name="Picture 5" descr="file:/tmp/Constitute%20shopping%20UC%20Diagram_copy-m2doc8010715285475857426.jpg"/>
-                    <pic:cNvPicPr>
-                      <a:picLocks noChangeAspect="true"/>
-                    </pic:cNvPicPr>
-                  </pic:nvPicPr>
-                  <pic:blipFill>
-                    <a:blip r:embed="rId17"/>
-                    <a:stretch>
-                      <a:fillRect/>
-                    </a:stretch>
-                  </pic:blipFill>
-                  <pic:spPr>
-                    <a:xfrm>
-                      <a:off x="0" y="0"/>
-                      <a:ext cx="5715000" cy="2197100"/>
-                    </a:xfrm>
-                    <a:prstGeom prst="rect">
-                      <a:avLst/>
-                    </a:prstGeom>
-                  </pic:spPr>
-                </pic:pic>
-              </a:graphicData>
-            </a:graphic>
-          </wp:inline>
-        </w:drawing>
+        <w:t>{m:</w:t>
+      </w:r>
+      <w:r>
+        <w:rPr>
+          <w:i/>
+          <w:sz w:val="24"/>
+          <w:szCs w:val="24"/>
+        </w:rPr>
+        <w:t>uc.asImageByRepresentationDescriptionName('Use Case Diagram')-&gt;first().</w:t>
+      </w:r>
+      <w:r>
+        <w:rPr>
+          <w:i/>
+          <w:sz w:val="24"/>
+          <w:szCs w:val="24"/>
+        </w:rPr>
+        <w:t>setConserveRatio(</w:t>
+      </w:r>
+      <w:r>
+        <w:rPr>
+          <w:i/>
+          <w:sz w:val="24"/>
+          <w:szCs w:val="24"/>
+        </w:rPr>
+        <w:t>true</w:t>
+      </w:r>
+      <w:r>
+        <w:rPr>
+          <w:i/>
+          <w:sz w:val="24"/>
+          <w:szCs w:val="24"/>
+        </w:rPr>
+        <w:t>).</w:t>
+      </w:r>
+      <w:r>
+        <w:rPr>
+          <w:i/>
+          <w:sz w:val="24"/>
+          <w:szCs w:val="24"/>
+        </w:rPr>
+        <w:t>setWidth(450)}</w:t>
+      </w:r>
+      <w:r>
+        <w:rPr>
+          <w:b w:val="on"/>
+          <w:color w:val="FFA500"/>
+        </w:rPr>
+        <w:t xml:space="preserve">    &lt;---Couldn't find the 'setConserveRatio(java.lang.Object,java.lang.Boolean)' service</w:t>
+        <w:br/>
+      </w:r>
+      <w:r>
+        <w:rPr>
+          <w:b w:val="on"/>
+          <w:color w:val="FFA500"/>
+        </w:rPr>
+        <w:t xml:space="preserve">    &lt;---Couldn't find the 'setWidth(org.eclipse.acceleo.query.runtime.impl.Nothing,java.lang.Integer)' service</w:t>
+        <w:br/>
       </w:r>
     </w:p>
     <w:p>
@@ -8610,41 +8741,22 @@
       </w:r>
     </w:p>
     <w:p>
-      <w:r>
-        <w:t/>
-        <w:drawing>
-          <wp:inline distT="0" distR="0" distB="0" distL="0">
-            <wp:extent cx="5715000" cy="2273300"/>
-            <wp:docPr id="6" name="Drawing 6" descr="file:/tmp/Constitute%20shopping%20cart%20Actions%20Plan_copy-m2doc18206069369960829915.jpg"/>
-            <a:graphic xmlns:a="http://schemas.openxmlformats.org/drawingml/2006/main">
-              <a:graphicData uri="http://schemas.openxmlformats.org/drawingml/2006/picture">
-                <pic:pic xmlns:pic="http://schemas.openxmlformats.org/drawingml/2006/picture">
-                  <pic:nvPicPr>
-                    <pic:cNvPr id="0" name="Picture 6" descr="file:/tmp/Constitute%20shopping%20cart%20Actions%20Plan_copy-m2doc18206069369960829915.jpg"/>
-                    <pic:cNvPicPr>
-                      <a:picLocks noChangeAspect="true"/>
-                    </pic:cNvPicPr>
-                  </pic:nvPicPr>
-                  <pic:blipFill>
-                    <a:blip r:embed="rId16"/>
-                    <a:stretch>
-                      <a:fillRect/>
-                    </a:stretch>
-                  </pic:blipFill>
-                  <pic:spPr>
-                    <a:xfrm>
-                      <a:off x="0" y="0"/>
-                      <a:ext cx="5715000" cy="2273300"/>
-                    </a:xfrm>
-                    <a:prstGeom prst="rect">
-                      <a:avLst/>
-                    </a:prstGeom>
-                  </pic:spPr>
-                </pic:pic>
-              </a:graphicData>
-            </a:graphic>
-          </wp:inline>
-        </w:drawing>
+      <w:pPr>
+        <w:rPr>
+          <w:sz w:val="24"/>
+        </w:rPr>
+      </w:pPr>
+      <w:r>
+        <w:rPr>
+          <w:sz w:val="24"/>
+        </w:rPr>
+        <w:t xml:space="preserve">Il n’y a pas de </w:t>
+      </w:r>
+      <w:r>
+        <w:rPr>
+          <w:sz w:val="24"/>
+        </w:rPr>
+        <w:t>plan d’action pour cette tâche.</w:t>
       </w:r>
     </w:p>
     <w:p>
@@ -10206,41 +10318,22 @@
       </w:r>
     </w:p>
     <w:p>
-      <w:r>
-        <w:t/>
-        <w:drawing>
-          <wp:inline distT="0" distR="0" distB="0" distL="0">
-            <wp:extent cx="5715000" cy="2044700"/>
-            <wp:docPr id="7" name="Drawing 7" descr="file:/tmp/Search%20books%20Actions%20Plan_copy-m2doc6739411461087738201.jpg"/>
-            <a:graphic xmlns:a="http://schemas.openxmlformats.org/drawingml/2006/main">
-              <a:graphicData uri="http://schemas.openxmlformats.org/drawingml/2006/picture">
-                <pic:pic xmlns:pic="http://schemas.openxmlformats.org/drawingml/2006/picture">
-                  <pic:nvPicPr>
-                    <pic:cNvPr id="0" name="Picture 7" descr="file:/tmp/Search%20books%20Actions%20Plan_copy-m2doc6739411461087738201.jpg"/>
-                    <pic:cNvPicPr>
-                      <a:picLocks noChangeAspect="true"/>
-                    </pic:cNvPicPr>
-                  </pic:nvPicPr>
-                  <pic:blipFill>
-                    <a:blip r:embed="rId18"/>
-                    <a:stretch>
-                      <a:fillRect/>
-                    </a:stretch>
-                  </pic:blipFill>
-                  <pic:spPr>
-                    <a:xfrm>
-                      <a:off x="0" y="0"/>
-                      <a:ext cx="5715000" cy="2044700"/>
-                    </a:xfrm>
-                    <a:prstGeom prst="rect">
-                      <a:avLst/>
-                    </a:prstGeom>
-                  </pic:spPr>
-                </pic:pic>
-              </a:graphicData>
-            </a:graphic>
-          </wp:inline>
-        </w:drawing>
+      <w:pPr>
+        <w:rPr>
+          <w:sz w:val="24"/>
+        </w:rPr>
+      </w:pPr>
+      <w:r>
+        <w:rPr>
+          <w:sz w:val="24"/>
+        </w:rPr>
+        <w:t xml:space="preserve">Il n’y a pas de </w:t>
+      </w:r>
+      <w:r>
+        <w:rPr>
+          <w:sz w:val="24"/>
+        </w:rPr>
+        <w:t>plan d’action pour cette tâche.</w:t>
       </w:r>
     </w:p>
     <w:p>
@@ -11329,40 +11422,63 @@
           <w:sz w:val="24"/>
           <w:szCs w:val="24"/>
         </w:rPr>
-        <w:t/>
-        <w:drawing>
-          <wp:inline distT="0" distR="0" distB="0" distL="0">
-            <wp:extent cx="5715000" cy="2870200"/>
-            <wp:docPr id="8" name="Drawing 8" descr="file:/tmp/Proceed%20to%20checkout%20UC%20Diagram_copy-m2doc5444936540161335269.jpg"/>
-            <a:graphic xmlns:a="http://schemas.openxmlformats.org/drawingml/2006/main">
-              <a:graphicData uri="http://schemas.openxmlformats.org/drawingml/2006/picture">
-                <pic:pic xmlns:pic="http://schemas.openxmlformats.org/drawingml/2006/picture">
-                  <pic:nvPicPr>
-                    <pic:cNvPr id="0" name="Picture 8" descr="file:/tmp/Proceed%20to%20checkout%20UC%20Diagram_copy-m2doc5444936540161335269.jpg"/>
-                    <pic:cNvPicPr>
-                      <a:picLocks noChangeAspect="true"/>
-                    </pic:cNvPicPr>
-                  </pic:nvPicPr>
-                  <pic:blipFill>
-                    <a:blip r:embed="rId19"/>
-                    <a:stretch>
-                      <a:fillRect/>
-                    </a:stretch>
-                  </pic:blipFill>
-                  <pic:spPr>
-                    <a:xfrm>
-                      <a:off x="0" y="0"/>
-                      <a:ext cx="5715000" cy="2870200"/>
-                    </a:xfrm>
-                    <a:prstGeom prst="rect">
-                      <a:avLst/>
-                    </a:prstGeom>
-                  </pic:spPr>
-                </pic:pic>
-              </a:graphicData>
-            </a:graphic>
-          </wp:inline>
-        </w:drawing>
+        <w:t>{m:</w:t>
+      </w:r>
+      <w:r>
+        <w:rPr>
+          <w:i/>
+          <w:sz w:val="24"/>
+          <w:szCs w:val="24"/>
+        </w:rPr>
+        <w:t>uc.asImageByRepresentationDescriptionName('Use Case Diagram')-&gt;first().</w:t>
+      </w:r>
+      <w:r>
+        <w:rPr>
+          <w:i/>
+          <w:sz w:val="24"/>
+          <w:szCs w:val="24"/>
+        </w:rPr>
+        <w:t>setConserveRatio(</w:t>
+      </w:r>
+      <w:r>
+        <w:rPr>
+          <w:i/>
+          <w:sz w:val="24"/>
+          <w:szCs w:val="24"/>
+        </w:rPr>
+        <w:t>true</w:t>
+      </w:r>
+      <w:r>
+        <w:rPr>
+          <w:i/>
+          <w:sz w:val="24"/>
+          <w:szCs w:val="24"/>
+        </w:rPr>
+        <w:t>).</w:t>
+      </w:r>
+      <w:r>
+        <w:rPr>
+          <w:i/>
+          <w:sz w:val="24"/>
+          <w:szCs w:val="24"/>
+        </w:rPr>
+        <w:t>setWidth(450)}</w:t>
+      </w:r>
+      <w:r>
+        <w:rPr>
+          <w:b w:val="on"/>
+          <w:color w:val="FFA500"/>
+        </w:rPr>
+        <w:t xml:space="preserve">    &lt;---Couldn't find the 'setConserveRatio(java.lang.Object,java.lang.Boolean)' service</w:t>
+        <w:br/>
+      </w:r>
+      <w:r>
+        <w:rPr>
+          <w:b w:val="on"/>
+          <w:color w:val="FFA500"/>
+        </w:rPr>
+        <w:t xml:space="preserve">    &lt;---Couldn't find the 'setWidth(org.eclipse.acceleo.query.runtime.impl.Nothing,java.lang.Integer)' service</w:t>
+        <w:br/>
       </w:r>
     </w:p>
     <w:p>
@@ -14374,22 +14490,138 @@
           <w:sz w:val="24"/>
           <w:szCs w:val="24"/>
         </w:rPr>
+        <w:t>{m:</w:t>
+      </w:r>
+      <w:r>
+        <w:rPr>
+          <w:i/>
+          <w:sz w:val="24"/>
+          <w:szCs w:val="24"/>
+        </w:rPr>
+        <w:t>uc.asImageByRepresentationDescriptionName('Use Case Diagram')-&gt;first().</w:t>
+      </w:r>
+      <w:r>
+        <w:rPr>
+          <w:i/>
+          <w:sz w:val="24"/>
+          <w:szCs w:val="24"/>
+        </w:rPr>
+        <w:t>setConserveRatio(</w:t>
+      </w:r>
+      <w:r>
+        <w:rPr>
+          <w:i/>
+          <w:sz w:val="24"/>
+          <w:szCs w:val="24"/>
+        </w:rPr>
+        <w:t>true</w:t>
+      </w:r>
+      <w:r>
+        <w:rPr>
+          <w:i/>
+          <w:sz w:val="24"/>
+          <w:szCs w:val="24"/>
+        </w:rPr>
+        <w:t>).</w:t>
+      </w:r>
+      <w:r>
+        <w:rPr>
+          <w:i/>
+          <w:sz w:val="24"/>
+          <w:szCs w:val="24"/>
+        </w:rPr>
+        <w:t>setWidth(450)}</w:t>
+      </w:r>
+      <w:r>
+        <w:rPr>
+          <w:b w:val="on"/>
+          <w:color w:val="FFA500"/>
+        </w:rPr>
+        <w:t xml:space="preserve">    &lt;---Couldn't find the 'setConserveRatio(java.lang.Object,java.lang.Boolean)' service</w:t>
+        <w:br/>
+      </w:r>
+      <w:r>
+        <w:rPr>
+          <w:b w:val="on"/>
+          <w:color w:val="FFA500"/>
+        </w:rPr>
+        <w:t xml:space="preserve">    &lt;---Couldn't find the 'setWidth(org.eclipse.acceleo.query.runtime.impl.Nothing,java.lang.Integer)' service</w:t>
+        <w:br/>
+      </w:r>
+    </w:p>
+    <w:p>
+      <w:pPr>
+        <w:pStyle w:val="Titre3"/>
+      </w:pPr>
+      <w:r>
+        <w:t>Maquettage</w:t>
+      </w:r>
+    </w:p>
+    <w:p>
+      <w:pPr>
+        <w:rPr>
+          <w:sz w:val="24"/>
+          <w:szCs w:val="24"/>
+        </w:rPr>
+      </w:pPr>
+      <w:r>
+        <w:rPr>
+          <w:sz w:val="24"/>
+          <w:szCs w:val="24"/>
+        </w:rPr>
+        <w:t>UC - Search and add books to basket</w:t>
+      </w:r>
+    </w:p>
+    <w:p>
+      <w:pPr>
+        <w:rPr>
+          <w:sz w:val="24"/>
+          <w:szCs w:val="24"/>
+        </w:rPr>
+      </w:pPr>
+      <w:r>
+        <w:rPr>
+          <w:sz w:val="24"/>
+          <w:szCs w:val="24"/>
+        </w:rPr>
+        <w:t xml:space="preserve"> Sample DocumentationLink Annotation</w:t>
+      </w:r>
+      <w:r>
+        <w:rPr>
+          <w:sz w:val="24"/>
+          <w:szCs w:val="24"/>
+        </w:rPr>
+        <w:t>:</w:t>
+      </w:r>
+    </w:p>
+    <w:p>
+      <w:pPr>
+        <w:rPr>
+          <w:sz w:val="24"/>
+          <w:szCs w:val="24"/>
+        </w:rPr>
+      </w:pPr>
+      <w:r>
+        <w:rPr>
+          <w:sz w:val="24"/>
+          <w:szCs w:val="24"/>
+        </w:rPr>
         <w:t/>
         <w:drawing>
           <wp:inline distT="0" distR="0" distB="0" distL="0">
-            <wp:extent cx="5715000" cy="1892300"/>
-            <wp:docPr id="9" name="Drawing 9" descr="file:/tmp/Search%20and%20add%20UC%20Diagram_copy-m2doc14830368114113915691.jpg"/>
+            <wp:extent cx="0" cy="0"/>
+            <wp:docPr id="0" name="Drawing 0" descr="https://www.obeo.fr/images/logos/logo_obeo.png"/>
             <a:graphic xmlns:a="http://schemas.openxmlformats.org/drawingml/2006/main">
               <a:graphicData uri="http://schemas.openxmlformats.org/drawingml/2006/picture">
                 <pic:pic xmlns:pic="http://schemas.openxmlformats.org/drawingml/2006/picture">
                   <pic:nvPicPr>
-                    <pic:cNvPr id="0" name="Picture 9" descr="file:/tmp/Search%20and%20add%20UC%20Diagram_copy-m2doc14830368114113915691.jpg"/>
+                    <pic:cNvPr id="0" name="Picture 0" descr="https://www.obeo.fr/images/logos/logo_obeo.png"/>
                     <pic:cNvPicPr>
                       <a:picLocks noChangeAspect="true"/>
                     </pic:cNvPicPr>
                   </pic:nvPicPr>
                   <pic:blipFill>
-                    <a:blip r:embed="rId20"/>
+                    <a:blip r:embed="rId12"/>
                     <a:stretch>
                       <a:fillRect/>
                     </a:stretch>
@@ -14397,100 +14629,7 @@
                   <pic:spPr>
                     <a:xfrm>
                       <a:off x="0" y="0"/>
-                      <a:ext cx="5715000" cy="1892300"/>
-                    </a:xfrm>
-                    <a:prstGeom prst="rect">
-                      <a:avLst/>
-                    </a:prstGeom>
-                  </pic:spPr>
-                </pic:pic>
-              </a:graphicData>
-            </a:graphic>
-          </wp:inline>
-        </w:drawing>
-      </w:r>
-    </w:p>
-    <w:p>
-      <w:pPr>
-        <w:pStyle w:val="Titre3"/>
-      </w:pPr>
-      <w:r>
-        <w:t>Maquettage</w:t>
-      </w:r>
-    </w:p>
-    <w:p>
-      <w:pPr>
-        <w:rPr>
-          <w:sz w:val="24"/>
-          <w:szCs w:val="24"/>
-        </w:rPr>
-      </w:pPr>
-      <w:r>
-        <w:rPr>
-          <w:sz w:val="24"/>
-          <w:szCs w:val="24"/>
-        </w:rPr>
-        <w:t>UC - Search and add books to basket</w:t>
-      </w:r>
-    </w:p>
-    <w:p>
-      <w:pPr>
-        <w:rPr>
-          <w:sz w:val="24"/>
-          <w:szCs w:val="24"/>
-        </w:rPr>
-      </w:pPr>
-      <w:r>
-        <w:rPr>
-          <w:sz w:val="24"/>
-          <w:szCs w:val="24"/>
-        </w:rPr>
-        <w:t xml:space="preserve"> Sample DocumentationLink Annotation</w:t>
-      </w:r>
-      <w:r>
-        <w:rPr>
-          <w:sz w:val="24"/>
-          <w:szCs w:val="24"/>
-        </w:rPr>
-        <w:t>:</w:t>
-      </w:r>
-    </w:p>
-    <w:p>
-      <w:pPr>
-        <w:rPr>
-          <w:sz w:val="24"/>
-          <w:szCs w:val="24"/>
-        </w:rPr>
-      </w:pPr>
-      <w:r>
-        <w:rPr>
-          <w:sz w:val="24"/>
-          <w:szCs w:val="24"/>
-        </w:rPr>
-        <w:t/>
-        <w:drawing>
-          <wp:inline distT="0" distR="0" distB="0" distL="0">
-            <wp:extent cx="3810000" cy="965200"/>
-            <wp:docPr id="10" name="Drawing 10" descr="https://www.obeo.fr/images/logos/logo_obeo.png"/>
-            <a:graphic xmlns:a="http://schemas.openxmlformats.org/drawingml/2006/main">
-              <a:graphicData uri="http://schemas.openxmlformats.org/drawingml/2006/picture">
-                <pic:pic xmlns:pic="http://schemas.openxmlformats.org/drawingml/2006/picture">
-                  <pic:nvPicPr>
-                    <pic:cNvPr id="0" name="Picture 10" descr="https://www.obeo.fr/images/logos/logo_obeo.png"/>
-                    <pic:cNvPicPr>
-                      <a:picLocks noChangeAspect="true"/>
-                    </pic:cNvPicPr>
-                  </pic:nvPicPr>
-                  <pic:blipFill>
-                    <a:blip r:embed="rId21"/>
-                    <a:stretch>
-                      <a:fillRect/>
-                    </a:stretch>
-                  </pic:blipFill>
-                  <pic:spPr>
-                    <a:xfrm>
-                      <a:off x="0" y="0"/>
-                      <a:ext cx="3810000" cy="965200"/>
+                      <a:ext cx="0" cy="0"/>
                     </a:xfrm>
                     <a:prstGeom prst="rect">
                       <a:avLst/>
@@ -15715,41 +15854,22 @@
       </w:r>
     </w:p>
     <w:p>
-      <w:r>
-        <w:t/>
-        <w:drawing>
-          <wp:inline distT="0" distR="0" distB="0" distL="0">
-            <wp:extent cx="5715000" cy="2273300"/>
-            <wp:docPr id="11" name="Drawing 11" descr="file:/tmp/Constitute%20shopping%20cart%20Actions%20Plan_copy-m2doc5015763556739539839.jpg"/>
-            <a:graphic xmlns:a="http://schemas.openxmlformats.org/drawingml/2006/main">
-              <a:graphicData uri="http://schemas.openxmlformats.org/drawingml/2006/picture">
-                <pic:pic xmlns:pic="http://schemas.openxmlformats.org/drawingml/2006/picture">
-                  <pic:nvPicPr>
-                    <pic:cNvPr id="0" name="Picture 11" descr="file:/tmp/Constitute%20shopping%20cart%20Actions%20Plan_copy-m2doc5015763556739539839.jpg"/>
-                    <pic:cNvPicPr>
-                      <a:picLocks noChangeAspect="true"/>
-                    </pic:cNvPicPr>
-                  </pic:nvPicPr>
-                  <pic:blipFill>
-                    <a:blip r:embed="rId16"/>
-                    <a:stretch>
-                      <a:fillRect/>
-                    </a:stretch>
-                  </pic:blipFill>
-                  <pic:spPr>
-                    <a:xfrm>
-                      <a:off x="0" y="0"/>
-                      <a:ext cx="5715000" cy="2273300"/>
-                    </a:xfrm>
-                    <a:prstGeom prst="rect">
-                      <a:avLst/>
-                    </a:prstGeom>
-                  </pic:spPr>
-                </pic:pic>
-              </a:graphicData>
-            </a:graphic>
-          </wp:inline>
-        </w:drawing>
+      <w:pPr>
+        <w:rPr>
+          <w:sz w:val="24"/>
+        </w:rPr>
+      </w:pPr>
+      <w:r>
+        <w:rPr>
+          <w:sz w:val="24"/>
+        </w:rPr>
+        <w:t xml:space="preserve">Il n’y a pas de </w:t>
+      </w:r>
+      <w:r>
+        <w:rPr>
+          <w:sz w:val="24"/>
+        </w:rPr>
+        <w:t>plan d’action pour cette tâche.</w:t>
       </w:r>
     </w:p>
     <w:p>
@@ -17311,41 +17431,22 @@
       </w:r>
     </w:p>
     <w:p>
-      <w:r>
-        <w:t/>
-        <w:drawing>
-          <wp:inline distT="0" distR="0" distB="0" distL="0">
-            <wp:extent cx="5715000" cy="2044700"/>
-            <wp:docPr id="12" name="Drawing 12" descr="file:/tmp/Search%20books%20Actions%20Plan_copy-m2doc9798147682995960509.jpg"/>
-            <a:graphic xmlns:a="http://schemas.openxmlformats.org/drawingml/2006/main">
-              <a:graphicData uri="http://schemas.openxmlformats.org/drawingml/2006/picture">
-                <pic:pic xmlns:pic="http://schemas.openxmlformats.org/drawingml/2006/picture">
-                  <pic:nvPicPr>
-                    <pic:cNvPr id="0" name="Picture 12" descr="file:/tmp/Search%20books%20Actions%20Plan_copy-m2doc9798147682995960509.jpg"/>
-                    <pic:cNvPicPr>
-                      <a:picLocks noChangeAspect="true"/>
-                    </pic:cNvPicPr>
-                  </pic:nvPicPr>
-                  <pic:blipFill>
-                    <a:blip r:embed="rId18"/>
-                    <a:stretch>
-                      <a:fillRect/>
-                    </a:stretch>
-                  </pic:blipFill>
-                  <pic:spPr>
-                    <a:xfrm>
-                      <a:off x="0" y="0"/>
-                      <a:ext cx="5715000" cy="2044700"/>
-                    </a:xfrm>
-                    <a:prstGeom prst="rect">
-                      <a:avLst/>
-                    </a:prstGeom>
-                  </pic:spPr>
-                </pic:pic>
-              </a:graphicData>
-            </a:graphic>
-          </wp:inline>
-        </w:drawing>
+      <w:pPr>
+        <w:rPr>
+          <w:sz w:val="24"/>
+        </w:rPr>
+      </w:pPr>
+      <w:r>
+        <w:rPr>
+          <w:sz w:val="24"/>
+        </w:rPr>
+        <w:t xml:space="preserve">Il n’y a pas de </w:t>
+      </w:r>
+      <w:r>
+        <w:rPr>
+          <w:sz w:val="24"/>
+        </w:rPr>
+        <w:t>plan d’action pour cette tâche.</w:t>
       </w:r>
     </w:p>
     <w:p>
@@ -30122,12 +30223,12 @@
       <w:drawing>
         <wp:inline distT="0" distR="0" distB="0" distL="0">
           <wp:extent cx="635000" cy="635000"/>
-          <wp:docPr id="13" name="Drawing 13" descr="platform:/resource/E-BookStore/documentation/doc-src/images/logoEtablissement.jpg"/>
+          <wp:docPr id="1" name="Drawing 1" descr="platform:/resource/org.obeonetwork.is.samples/contents/E-BookStore/documentation/doc-src/images/logoEtablissement.jpg"/>
           <a:graphic xmlns:a="http://schemas.openxmlformats.org/drawingml/2006/main">
             <a:graphicData uri="http://schemas.openxmlformats.org/drawingml/2006/picture">
               <pic:pic xmlns:pic="http://schemas.openxmlformats.org/drawingml/2006/picture">
                 <pic:nvPicPr>
-                  <pic:cNvPr id="0" name="Picture 13" descr="platform:/resource/E-BookStore/documentation/doc-src/images/logoEtablissement.jpg"/>
+                  <pic:cNvPr id="0" name="Picture 1" descr="platform:/resource/org.obeonetwork.is.samples/contents/E-BookStore/documentation/doc-src/images/logoEtablissement.jpg"/>
                   <pic:cNvPicPr>
                     <a:picLocks noChangeAspect="true"/>
                   </pic:cNvPicPr>
@@ -30164,12 +30265,12 @@
       <w:drawing>
         <wp:inline distT="0" distR="0" distB="0" distL="0">
           <wp:extent cx="1206500" cy="635000"/>
-          <wp:docPr id="14" name="Drawing 14" descr="platform:/resource/E-BookStore/documentation/doc-src/images/logoProjet.jpg"/>
+          <wp:docPr id="2" name="Drawing 2" descr="platform:/resource/org.obeonetwork.is.samples/contents/E-BookStore/documentation/doc-src/images/logoProjet.jpg"/>
           <a:graphic xmlns:a="http://schemas.openxmlformats.org/drawingml/2006/main">
             <a:graphicData uri="http://schemas.openxmlformats.org/drawingml/2006/picture">
               <pic:pic xmlns:pic="http://schemas.openxmlformats.org/drawingml/2006/picture">
                 <pic:nvPicPr>
-                  <pic:cNvPr id="0" name="Picture 14" descr="platform:/resource/E-BookStore/documentation/doc-src/images/logoProjet.jpg"/>
+                  <pic:cNvPr id="0" name="Picture 2" descr="platform:/resource/org.obeonetwork.is.samples/contents/E-BookStore/documentation/doc-src/images/logoProjet.jpg"/>
                   <pic:cNvPicPr>
                     <a:picLocks noChangeAspect="true"/>
                   </pic:cNvPicPr>
